--- a/testakten/schwerbehindertenrecht-krebs-rezidiv-heilungsbewaehrung-rostock/02_onkologiebericht.docx
+++ b/testakten/schwerbehindertenrecht-krebs-rezidiv-heilungsbewaehrung-rostock/02_onkologiebericht.docx
@@ -70,7 +70,27 @@
         <w:t>Therapie kurativ intendiert, Rückfallrisiko erhöht. Die Ärztin bittet um Berücksichtigung der erneuten Erkrankung und der gegenwärtigen Therapiebelastung.</w:t>
       </w:r>
     </w:p>
+    <w:p>
+      <w:pPr>
+        <w:pStyle w:val="Heading2"/>
+      </w:pPr>
+      <w:r>
+        <w:t>Histologie, Therapie und Funktionsfolgen</w:t>
+      </w:r>
+    </w:p>
+    <w:p>
+      <w:r>
+        <w:t>Der pathologische Bericht nach der Operation vom 4. April 2026 beschreibt ein lokal-regionales Rezidiv des Mammakarzinoms links mit Beteiligung axillärer Lymphknoten. Das Tumorboard vom 15. April empfahl eine adjuvante Chemotherapie, anschließende Bestrahlung und endokrine Therapie. Die Infusionen begannen am 12. Mai im Drei-Wochen-Rhythmus.</w:t>
+      </w:r>
+    </w:p>
+    <w:p>
+      <w:r>
+        <w:t>Dokumentiert sind Fatigue, Übelkeit, sensible Beschwerden an Händen und Füßen sowie ein linksseitiges Lymphödem. Doreen kann nach den Infusionen zwei bis drei Tage kaum Treppen steigen und benötigt Hilfe beim Einkauf. Die Schulterbeweglichkeit links ist vermindert; eine Kompressionsversorgung und Physiotherapie wurden verordnet. Prognoseaussagen bleiben dem weiteren Verlauf vorbehalten.</w:t>
+      </w:r>
+    </w:p>
     <w:sectPr>
+      <w:headerReference w:type="default" r:id="rId9"/>
+      <w:footerReference w:type="default" r:id="rId10"/>
       <w:pgSz w:w="11906" w:h="16838"/>
       <w:pgMar w:top="1417" w:right="1417" w:bottom="1417" w:left="1417" w:header="720" w:footer="720" w:gutter="0"/>
       <w:cols w:space="720"/>
@@ -78,6 +98,44 @@
     </w:sectPr>
   </w:body>
 </w:document>
+</file>
+
+<file path=word/footer1.xml><?xml version="1.0" encoding="utf-8"?>
+<w:ftr xmlns:m="http://schemas.openxmlformats.org/officeDocument/2006/math" xmlns:mc="http://schemas.openxmlformats.org/markup-compatibility/2006" xmlns:mo="http://schemas.microsoft.com/office/mac/office/2008/main" xmlns:mv="urn:schemas-microsoft-com:mac:vml" xmlns:o="urn:schemas-microsoft-com:office:office" xmlns:r="http://schemas.openxmlformats.org/officeDocument/2006/relationships" xmlns:v="urn:schemas-microsoft-com:vml" xmlns:w10="urn:schemas-microsoft-com:office:word" xmlns:w14="http://schemas.microsoft.com/office/word/2010/wordml" xmlns:w="http://schemas.openxmlformats.org/wordprocessingml/2006/main" xmlns:wne="http://schemas.microsoft.com/office/word/2006/wordml" xmlns:wp14="http://schemas.microsoft.com/office/word/2010/wordprocessingDrawing" xmlns:wp="http://schemas.openxmlformats.org/drawingml/2006/wordprocessingDrawing" xmlns:wpc="http://schemas.microsoft.com/office/word/2010/wordprocessingCanvas" xmlns:wpg="http://schemas.microsoft.com/office/word/2010/wordprocessingGroup" xmlns:wpi="http://schemas.microsoft.com/office/word/2010/wordprocessingInk" xmlns:wps="http://schemas.microsoft.com/office/word/2010/wordprocessingShape" mc:Ignorable="w14 wp14">
+  <w:p>
+    <w:pPr>
+      <w:pStyle w:val="Footer"/>
+      <w:jc w:val="center"/>
+    </w:pPr>
+    <w:r>
+      <w:rPr>
+        <w:rFonts w:ascii="Arial" w:hAnsi="Arial"/>
+        <w:color w:val="6E6E6E"/>
+        <w:sz w:val="16"/>
+      </w:rPr>
+      <w:t>Aktenstück 02_onkologiebericht.docx · Arbeitsstand</w:t>
+    </w:r>
+  </w:p>
+</w:ftr>
+</file>
+
+<file path=word/header1.xml><?xml version="1.0" encoding="utf-8"?>
+<w:hdr xmlns:m="http://schemas.openxmlformats.org/officeDocument/2006/math" xmlns:mc="http://schemas.openxmlformats.org/markup-compatibility/2006" xmlns:mo="http://schemas.microsoft.com/office/mac/office/2008/main" xmlns:mv="urn:schemas-microsoft-com:mac:vml" xmlns:o="urn:schemas-microsoft-com:office:office" xmlns:r="http://schemas.openxmlformats.org/officeDocument/2006/relationships" xmlns:v="urn:schemas-microsoft-com:vml" xmlns:w10="urn:schemas-microsoft-com:office:word" xmlns:w14="http://schemas.microsoft.com/office/word/2010/wordml" xmlns:w="http://schemas.openxmlformats.org/wordprocessingml/2006/main" xmlns:wne="http://schemas.microsoft.com/office/word/2006/wordml" xmlns:wp14="http://schemas.microsoft.com/office/word/2010/wordprocessingDrawing" xmlns:wp="http://schemas.openxmlformats.org/drawingml/2006/wordprocessingDrawing" xmlns:wpc="http://schemas.microsoft.com/office/word/2010/wordprocessingCanvas" xmlns:wpg="http://schemas.microsoft.com/office/word/2010/wordprocessingGroup" xmlns:wpi="http://schemas.microsoft.com/office/word/2010/wordprocessingInk" xmlns:wps="http://schemas.microsoft.com/office/word/2010/wordprocessingShape" mc:Ignorable="w14 wp14">
+  <w:p>
+    <w:pPr>
+      <w:pStyle w:val="Header"/>
+      <w:jc w:val="right"/>
+    </w:pPr>
+    <w:r>
+      <w:rPr>
+        <w:rFonts w:ascii="Arial" w:hAnsi="Arial"/>
+        <w:color w:val="535E67"/>
+        <w:sz w:val="16"/>
+      </w:rPr>
+      <w:t>Tumorzentrum Rostock · Doreen Kahl</w:t>
+    </w:r>
+  </w:p>
+</w:hdr>
 </file>
 
 <file path=word/numbering.xml><?xml version="1.0" encoding="utf-8"?>
@@ -443,9 +501,12 @@
     <w:name w:val="Normal"/>
     <w:qFormat/>
     <w:rsid w:val="00FC693F"/>
+    <w:pPr>
+      <w:spacing w:after="120"/>
+    </w:pPr>
     <w:rPr>
-      <w:rFonts w:ascii="Times New Roman" w:hAnsi="Times New Roman"/>
-      <w:sz w:val="22"/>
+      <w:rFonts w:ascii="Arial" w:hAnsi="Arial"/>
+      <w:sz w:val="21"/>
     </w:rPr>
   </w:style>
   <w:style w:type="paragraph" w:styleId="Header">
@@ -507,9 +568,10 @@
       <w:outlineLvl w:val="0"/>
     </w:pPr>
     <w:rPr>
-      <w:rFonts w:asciiTheme="majorHAnsi" w:eastAsiaTheme="majorEastAsia" w:hAnsiTheme="majorHAnsi" w:cstheme="majorBidi" w:ascii="Times New Roman" w:hAnsi="Times New Roman"/>
+      <w:rFonts w:asciiTheme="majorHAnsi" w:eastAsiaTheme="majorEastAsia" w:hAnsiTheme="majorHAnsi" w:cstheme="majorBidi" w:ascii="Arial" w:hAnsi="Arial"/>
       <w:b/>
       <w:bCs/>
+      <w:color w:val="24364B"/>
       <w:sz w:val="28"/>
       <w:szCs w:val="28"/>
     </w:rPr>
@@ -530,9 +592,10 @@
       <w:outlineLvl w:val="1"/>
     </w:pPr>
     <w:rPr>
-      <w:rFonts w:asciiTheme="majorHAnsi" w:eastAsiaTheme="majorEastAsia" w:hAnsiTheme="majorHAnsi" w:cstheme="majorBidi" w:ascii="Times New Roman" w:hAnsi="Times New Roman"/>
+      <w:rFonts w:asciiTheme="majorHAnsi" w:eastAsiaTheme="majorEastAsia" w:hAnsiTheme="majorHAnsi" w:cstheme="majorBidi" w:ascii="Arial" w:hAnsi="Arial"/>
       <w:b/>
       <w:bCs/>
+      <w:color w:val="24364B"/>
       <w:sz w:val="24"/>
       <w:szCs w:val="26"/>
     </w:rPr>
@@ -794,8 +857,8 @@
       <w:contextualSpacing/>
     </w:pPr>
     <w:rPr>
-      <w:rFonts w:asciiTheme="majorHAnsi" w:eastAsiaTheme="majorEastAsia" w:hAnsiTheme="majorHAnsi" w:cstheme="majorBidi"/>
-      <w:color w:val="17365D" w:themeColor="text2" w:themeShade="BF"/>
+      <w:rFonts w:asciiTheme="majorHAnsi" w:eastAsiaTheme="majorEastAsia" w:hAnsiTheme="majorHAnsi" w:cstheme="majorBidi" w:ascii="Arial" w:hAnsi="Arial"/>
+      <w:color w:val="24364B"/>
       <w:spacing w:val="5"/>
       <w:kern w:val="28"/>
       <w:sz w:val="52"/>
